--- a/public/assets/files/niestacjonarne/PG1.docx
+++ b/public/assets/files/niestacjonarne/PG1.docx
@@ -523,6 +523,7 @@
                 <w:i w:val="0"/>
                 <w:sz w:val="22"/>
               </w:rPr>
+              <w:t>I</w:t>
             </w:r>
           </w:p>
         </w:tc>
@@ -560,6 +561,7 @@
                 <w:i w:val="0"/>
                 <w:sz w:val="22"/>
               </w:rPr>
+              <w:t>specjalizacyjny</w:t>
             </w:r>
           </w:p>
         </w:tc>

--- a/public/assets/files/niestacjonarne/PG1.docx
+++ b/public/assets/files/niestacjonarne/PG1.docx
@@ -681,12 +681,22 @@
         <w:tblW w:w="5000" w:type="pct"/>
       </w:tblPr>
       <w:tblGrid>
-        <w:gridCol w:w="9972"/>
+        <w:gridCol w:w="997"/>
+        <w:gridCol w:w="997"/>
+        <w:gridCol w:w="997"/>
+        <w:gridCol w:w="997"/>
+        <w:gridCol w:w="997"/>
+        <w:gridCol w:w="997"/>
+        <w:gridCol w:w="997"/>
+        <w:gridCol w:w="997"/>
+        <w:gridCol w:w="997"/>
+        <w:gridCol w:w="997"/>
       </w:tblGrid>
       <w:tr>
         <w:tc>
           <w:tcPr>
-            <w:tcW w:type="dxa" w:w="9972"/>
+            <w:tcW w:type="dxa" w:w="9970"/>
+            <w:gridSpan w:val="10"/>
             <w:shd w:val="clear" w:color="auto" w:fill="D9D9D9"/>
           </w:tcPr>
           <w:p>
@@ -705,31 +715,34 @@
           </w:p>
         </w:tc>
       </w:tr>
-    </w:tbl>
-    <w:tbl>
-      <w:tblPr>
-        <w:tblW w:type="auto" w:w="0"/>
-        <w:tblLook w:firstColumn="1" w:firstRow="1" w:lastColumn="0" w:lastRow="0" w:noHBand="0" w:noVBand="1" w:val="04A0"/>
-        <w:tblBorders>
-          <w:top w:val="single" w:sz="4" w:space="0" w:color="000000"/>
-          <w:left w:val="single" w:sz="4" w:space="0" w:color="000000"/>
-          <w:bottom w:val="single" w:sz="4" w:space="0" w:color="000000"/>
-          <w:right w:val="single" w:sz="4" w:space="0" w:color="000000"/>
-          <w:insideH w:val="single" w:sz="4" w:space="0" w:color="000000"/>
-          <w:insideV w:val="single" w:sz="4" w:space="0" w:color="000000"/>
-        </w:tblBorders>
-        <w:tblW w:w="5000" w:type="pct"/>
-      </w:tblPr>
-      <w:tblGrid>
-        <w:gridCol w:w="2493"/>
-        <w:gridCol w:w="2493"/>
-        <w:gridCol w:w="2493"/>
-        <w:gridCol w:w="2493"/>
-      </w:tblGrid>
       <w:tr>
         <w:tc>
           <w:tcPr>
-            <w:tcW w:type="dxa" w:w="2493"/>
+            <w:tcW w:type="dxa" w:w="9970"/>
+            <w:gridSpan w:val="10"/>
+            <w:shd w:val="clear" w:color="auto" w:fill="D9D9D9"/>
+          </w:tcPr>
+          <w:p>
+            <w:pPr>
+              <w:spacing w:before="20" w:after="20"/>
+            </w:pPr>
+            <w:r>
+              <w:rPr>
+                <w:rFonts w:ascii="Aptos" w:hAnsi="Aptos"/>
+                <w:b w:val="0"/>
+                <w:i w:val="0"/>
+                <w:sz w:val="16"/>
+              </w:rPr>
+              <w:t>Wymiar godzinowy (liczba godzin w semestrze)</w:t>
+            </w:r>
+          </w:p>
+        </w:tc>
+      </w:tr>
+      <w:tr>
+        <w:tc>
+          <w:tcPr>
+            <w:tcW w:type="dxa" w:w="1994"/>
+            <w:gridSpan w:val="2"/>
             <w:shd w:val="clear" w:color="auto" w:fill="D9D9D9"/>
           </w:tcPr>
           <w:p>
@@ -749,7 +762,8 @@
         </w:tc>
         <w:tc>
           <w:tcPr>
-            <w:tcW w:type="dxa" w:w="2493"/>
+            <w:tcW w:type="dxa" w:w="2991"/>
+            <w:gridSpan w:val="3"/>
             <w:shd w:val="clear" w:color="auto" w:fill="D9D9D9"/>
           </w:tcPr>
           <w:p>
@@ -769,7 +783,8 @@
         </w:tc>
         <w:tc>
           <w:tcPr>
-            <w:tcW w:type="dxa" w:w="2493"/>
+            <w:tcW w:type="dxa" w:w="2991"/>
+            <w:gridSpan w:val="3"/>
             <w:shd w:val="clear" w:color="auto" w:fill="D9D9D9"/>
           </w:tcPr>
           <w:p>
@@ -789,7 +804,8 @@
         </w:tc>
         <w:tc>
           <w:tcPr>
-            <w:tcW w:type="dxa" w:w="2493"/>
+            <w:tcW w:type="dxa" w:w="1994"/>
+            <w:gridSpan w:val="2"/>
             <w:shd w:val="clear" w:color="auto" w:fill="D9D9D9"/>
           </w:tcPr>
           <w:p>
@@ -811,7 +827,8 @@
       <w:tr>
         <w:tc>
           <w:tcPr>
-            <w:tcW w:type="dxa" w:w="2493"/>
+            <w:tcW w:type="dxa" w:w="1994"/>
+            <w:gridSpan w:val="2"/>
           </w:tcPr>
           <w:p>
             <w:pPr>
@@ -830,7 +847,8 @@
         </w:tc>
         <w:tc>
           <w:tcPr>
-            <w:tcW w:type="dxa" w:w="2493"/>
+            <w:tcW w:type="dxa" w:w="2991"/>
+            <w:gridSpan w:val="3"/>
           </w:tcPr>
           <w:p>
             <w:pPr>
@@ -849,7 +867,8 @@
         </w:tc>
         <w:tc>
           <w:tcPr>
-            <w:tcW w:type="dxa" w:w="2493"/>
+            <w:tcW w:type="dxa" w:w="2991"/>
+            <w:gridSpan w:val="3"/>
           </w:tcPr>
           <w:p>
             <w:pPr>
@@ -868,7 +887,8 @@
         </w:tc>
         <w:tc>
           <w:tcPr>
-            <w:tcW w:type="dxa" w:w="2493"/>
+            <w:tcW w:type="dxa" w:w="1994"/>
+            <w:gridSpan w:val="2"/>
           </w:tcPr>
           <w:p>
             <w:pPr>
@@ -886,30 +906,34 @@
           </w:p>
         </w:tc>
       </w:tr>
-    </w:tbl>
-    <w:tbl>
-      <w:tblPr>
-        <w:tblW w:type="auto" w:w="0"/>
-        <w:tblLook w:firstColumn="1" w:firstRow="1" w:lastColumn="0" w:lastRow="0" w:noHBand="0" w:noVBand="1" w:val="04A0"/>
-        <w:tblBorders>
-          <w:top w:val="single" w:sz="4" w:space="0" w:color="000000"/>
-          <w:left w:val="single" w:sz="4" w:space="0" w:color="000000"/>
-          <w:bottom w:val="single" w:sz="4" w:space="0" w:color="000000"/>
-          <w:right w:val="single" w:sz="4" w:space="0" w:color="000000"/>
-          <w:insideH w:val="single" w:sz="4" w:space="0" w:color="000000"/>
-          <w:insideV w:val="single" w:sz="4" w:space="0" w:color="000000"/>
-        </w:tblBorders>
-        <w:tblW w:w="5000" w:type="pct"/>
-      </w:tblPr>
-      <w:tblGrid>
-        <w:gridCol w:w="3324"/>
-        <w:gridCol w:w="3324"/>
-        <w:gridCol w:w="3324"/>
-      </w:tblGrid>
       <w:tr>
         <w:tc>
           <w:tcPr>
-            <w:tcW w:type="dxa" w:w="3324"/>
+            <w:tcW w:type="dxa" w:w="9970"/>
+            <w:gridSpan w:val="10"/>
+            <w:shd w:val="clear" w:color="auto" w:fill="D9D9D9"/>
+          </w:tcPr>
+          <w:p>
+            <w:pPr>
+              <w:spacing w:before="20" w:after="20"/>
+            </w:pPr>
+            <w:r>
+              <w:rPr>
+                <w:rFonts w:ascii="Aptos" w:hAnsi="Aptos"/>
+                <w:b/>
+                <w:i w:val="0"/>
+                <w:sz w:val="22"/>
+              </w:rPr>
+              <w:t>Bilans ECTS</w:t>
+            </w:r>
+          </w:p>
+        </w:tc>
+      </w:tr>
+      <w:tr>
+        <w:tc>
+          <w:tcPr>
+            <w:tcW w:type="dxa" w:w="4985"/>
+            <w:gridSpan w:val="5"/>
             <w:shd w:val="clear" w:color="auto" w:fill="D9D9D9"/>
           </w:tcPr>
           <w:p>
@@ -929,7 +953,8 @@
         </w:tc>
         <w:tc>
           <w:tcPr>
-            <w:tcW w:type="dxa" w:w="3324"/>
+            <w:tcW w:type="dxa" w:w="2991"/>
+            <w:gridSpan w:val="3"/>
             <w:shd w:val="clear" w:color="auto" w:fill="D9D9D9"/>
           </w:tcPr>
           <w:p>
@@ -949,7 +974,8 @@
         </w:tc>
         <w:tc>
           <w:tcPr>
-            <w:tcW w:type="dxa" w:w="3324"/>
+            <w:tcW w:type="dxa" w:w="1994"/>
+            <w:gridSpan w:val="2"/>
             <w:shd w:val="clear" w:color="auto" w:fill="D9D9D9"/>
           </w:tcPr>
           <w:p>
@@ -971,7 +997,8 @@
       <w:tr>
         <w:tc>
           <w:tcPr>
-            <w:tcW w:type="dxa" w:w="3324"/>
+            <w:tcW w:type="dxa" w:w="4985"/>
+            <w:gridSpan w:val="5"/>
           </w:tcPr>
           <w:p>
             <w:pPr>
@@ -990,7 +1017,8 @@
         </w:tc>
         <w:tc>
           <w:tcPr>
-            <w:tcW w:type="dxa" w:w="3324"/>
+            <w:tcW w:type="dxa" w:w="2991"/>
+            <w:gridSpan w:val="3"/>
           </w:tcPr>
           <w:p>
             <w:pPr>
@@ -1009,7 +1037,8 @@
         </w:tc>
         <w:tc>
           <w:tcPr>
-            <w:tcW w:type="dxa" w:w="3324"/>
+            <w:tcW w:type="dxa" w:w="1994"/>
+            <w:gridSpan w:val="2"/>
           </w:tcPr>
           <w:p>
             <w:pPr>
@@ -1030,7 +1059,8 @@
       <w:tr>
         <w:tc>
           <w:tcPr>
-            <w:tcW w:type="dxa" w:w="3324"/>
+            <w:tcW w:type="dxa" w:w="4985"/>
+            <w:gridSpan w:val="5"/>
           </w:tcPr>
           <w:p>
             <w:pPr>
@@ -1049,7 +1079,8 @@
         </w:tc>
         <w:tc>
           <w:tcPr>
-            <w:tcW w:type="dxa" w:w="3324"/>
+            <w:tcW w:type="dxa" w:w="2991"/>
+            <w:gridSpan w:val="3"/>
           </w:tcPr>
           <w:p>
             <w:pPr>
@@ -1068,7 +1099,8 @@
         </w:tc>
         <w:tc>
           <w:tcPr>
-            <w:tcW w:type="dxa" w:w="3324"/>
+            <w:tcW w:type="dxa" w:w="1994"/>
+            <w:gridSpan w:val="2"/>
           </w:tcPr>
           <w:p>
             <w:pPr>
@@ -1089,7 +1121,29 @@
       <w:tr>
         <w:tc>
           <w:tcPr>
-            <w:tcW w:type="dxa" w:w="3324"/>
+            <w:tcW w:type="dxa" w:w="4985"/>
+            <w:gridSpan w:val="5"/>
+            <w:shd w:val="clear" w:color="auto" w:fill="D9D9D9"/>
+          </w:tcPr>
+          <w:p>
+            <w:pPr>
+              <w:spacing w:before="20" w:after="20"/>
+            </w:pPr>
+            <w:r>
+              <w:rPr>
+                <w:rFonts w:ascii="Aptos" w:hAnsi="Aptos"/>
+                <w:b/>
+                <w:i w:val="0"/>
+                <w:sz w:val="16"/>
+              </w:rPr>
+              <w:t>Opis samodzielnej pracy studenta</w:t>
+            </w:r>
+          </w:p>
+        </w:tc>
+        <w:tc>
+          <w:tcPr>
+            <w:tcW w:type="dxa" w:w="4985"/>
+            <w:gridSpan w:val="5"/>
           </w:tcPr>
           <w:p>
             <w:pPr>
@@ -1102,45 +1156,6 @@
                 <w:i w:val="0"/>
                 <w:sz w:val="22"/>
               </w:rPr>
-              <w:t>Suma</w:t>
-            </w:r>
-          </w:p>
-        </w:tc>
-        <w:tc>
-          <w:tcPr>
-            <w:tcW w:type="dxa" w:w="3324"/>
-          </w:tcPr>
-          <w:p>
-            <w:pPr>
-              <w:spacing w:before="20" w:after="20"/>
-            </w:pPr>
-            <w:r>
-              <w:rPr>
-                <w:rFonts w:ascii="Aptos" w:hAnsi="Aptos"/>
-                <w:b w:val="0"/>
-                <w:i w:val="0"/>
-                <w:sz w:val="22"/>
-              </w:rPr>
-              <w:t>125</w:t>
-            </w:r>
-          </w:p>
-        </w:tc>
-        <w:tc>
-          <w:tcPr>
-            <w:tcW w:type="dxa" w:w="3324"/>
-          </w:tcPr>
-          <w:p>
-            <w:pPr>
-              <w:spacing w:before="20" w:after="20"/>
-            </w:pPr>
-            <w:r>
-              <w:rPr>
-                <w:rFonts w:ascii="Aptos" w:hAnsi="Aptos"/>
-                <w:b w:val="0"/>
-                <w:i w:val="0"/>
-                <w:sz w:val="22"/>
-              </w:rPr>
-              <w:t>5</w:t>
             </w:r>
           </w:p>
         </w:tc>
@@ -1919,14 +1934,14 @@
         <w:tblW w:w="5000" w:type="pct"/>
       </w:tblPr>
       <w:tblGrid>
-        <w:gridCol w:w="3324"/>
-        <w:gridCol w:w="3324"/>
-        <w:gridCol w:w="3324"/>
+        <w:gridCol w:w="680"/>
+        <w:gridCol w:w="4536"/>
+        <w:gridCol w:w="4252"/>
       </w:tblGrid>
       <w:tr>
         <w:tc>
           <w:tcPr>
-            <w:tcW w:type="dxa" w:w="9972"/>
+            <w:tcW w:type="dxa" w:w="9468"/>
             <w:gridSpan w:val="3"/>
             <w:shd w:val="clear" w:color="auto" w:fill="D9D9D9"/>
           </w:tcPr>
@@ -1949,7 +1964,7 @@
       <w:tr>
         <w:tc>
           <w:tcPr>
-            <w:tcW w:type="dxa" w:w="3324"/>
+            <w:tcW w:type="dxa" w:w="680"/>
             <w:shd w:val="clear" w:color="auto" w:fill="D9D9D9"/>
           </w:tcPr>
           <w:p>
@@ -1969,7 +1984,7 @@
         </w:tc>
         <w:tc>
           <w:tcPr>
-            <w:tcW w:type="dxa" w:w="3324"/>
+            <w:tcW w:type="dxa" w:w="4536"/>
             <w:shd w:val="clear" w:color="auto" w:fill="D9D9D9"/>
           </w:tcPr>
           <w:p>
@@ -1989,7 +2004,7 @@
         </w:tc>
         <w:tc>
           <w:tcPr>
-            <w:tcW w:type="dxa" w:w="3324"/>
+            <w:tcW w:type="dxa" w:w="4252"/>
             <w:shd w:val="clear" w:color="auto" w:fill="D9D9D9"/>
           </w:tcPr>
           <w:p>
@@ -2011,7 +2026,7 @@
       <w:tr>
         <w:tc>
           <w:tcPr>
-            <w:tcW w:type="dxa" w:w="3324"/>
+            <w:tcW w:type="dxa" w:w="680"/>
           </w:tcPr>
           <w:p>
             <w:pPr>
@@ -2030,7 +2045,7 @@
         </w:tc>
         <w:tc>
           <w:tcPr>
-            <w:tcW w:type="dxa" w:w="3324"/>
+            <w:tcW w:type="dxa" w:w="4536"/>
           </w:tcPr>
           <w:p>
             <w:pPr>
@@ -2049,7 +2064,7 @@
         </w:tc>
         <w:tc>
           <w:tcPr>
-            <w:tcW w:type="dxa" w:w="3324"/>
+            <w:tcW w:type="dxa" w:w="4252"/>
           </w:tcPr>
           <w:p>
             <w:pPr>
@@ -2069,7 +2084,7 @@
       <w:tr>
         <w:tc>
           <w:tcPr>
-            <w:tcW w:type="dxa" w:w="3324"/>
+            <w:tcW w:type="dxa" w:w="680"/>
           </w:tcPr>
           <w:p>
             <w:pPr>
@@ -2088,7 +2103,7 @@
         </w:tc>
         <w:tc>
           <w:tcPr>
-            <w:tcW w:type="dxa" w:w="3324"/>
+            <w:tcW w:type="dxa" w:w="4536"/>
           </w:tcPr>
           <w:p>
             <w:pPr>
@@ -2107,7 +2122,7 @@
         </w:tc>
         <w:tc>
           <w:tcPr>
-            <w:tcW w:type="dxa" w:w="3324"/>
+            <w:tcW w:type="dxa" w:w="4252"/>
           </w:tcPr>
           <w:p>
             <w:pPr>
@@ -2127,7 +2142,7 @@
       <w:tr>
         <w:tc>
           <w:tcPr>
-            <w:tcW w:type="dxa" w:w="3324"/>
+            <w:tcW w:type="dxa" w:w="680"/>
           </w:tcPr>
           <w:p>
             <w:pPr>
@@ -2146,7 +2161,7 @@
         </w:tc>
         <w:tc>
           <w:tcPr>
-            <w:tcW w:type="dxa" w:w="3324"/>
+            <w:tcW w:type="dxa" w:w="4536"/>
           </w:tcPr>
           <w:p>
             <w:pPr>
@@ -2165,7 +2180,7 @@
         </w:tc>
         <w:tc>
           <w:tcPr>
-            <w:tcW w:type="dxa" w:w="3324"/>
+            <w:tcW w:type="dxa" w:w="4252"/>
           </w:tcPr>
           <w:p>
             <w:pPr>
@@ -2185,7 +2200,7 @@
       <w:tr>
         <w:tc>
           <w:tcPr>
-            <w:tcW w:type="dxa" w:w="3324"/>
+            <w:tcW w:type="dxa" w:w="680"/>
           </w:tcPr>
           <w:p>
             <w:pPr>
@@ -2204,7 +2219,7 @@
         </w:tc>
         <w:tc>
           <w:tcPr>
-            <w:tcW w:type="dxa" w:w="3324"/>
+            <w:tcW w:type="dxa" w:w="4536"/>
           </w:tcPr>
           <w:p>
             <w:pPr>
@@ -2223,7 +2238,7 @@
         </w:tc>
         <w:tc>
           <w:tcPr>
-            <w:tcW w:type="dxa" w:w="3324"/>
+            <w:tcW w:type="dxa" w:w="4252"/>
           </w:tcPr>
           <w:p>
             <w:pPr>
@@ -2243,7 +2258,7 @@
       <w:tr>
         <w:tc>
           <w:tcPr>
-            <w:tcW w:type="dxa" w:w="3324"/>
+            <w:tcW w:type="dxa" w:w="680"/>
           </w:tcPr>
           <w:p>
             <w:pPr>
@@ -2262,7 +2277,7 @@
         </w:tc>
         <w:tc>
           <w:tcPr>
-            <w:tcW w:type="dxa" w:w="3324"/>
+            <w:tcW w:type="dxa" w:w="4536"/>
           </w:tcPr>
           <w:p>
             <w:pPr>
@@ -2281,7 +2296,7 @@
         </w:tc>
         <w:tc>
           <w:tcPr>
-            <w:tcW w:type="dxa" w:w="3324"/>
+            <w:tcW w:type="dxa" w:w="4252"/>
           </w:tcPr>
           <w:p>
             <w:pPr>
@@ -2301,7 +2316,7 @@
       <w:tr>
         <w:tc>
           <w:tcPr>
-            <w:tcW w:type="dxa" w:w="3324"/>
+            <w:tcW w:type="dxa" w:w="680"/>
           </w:tcPr>
           <w:p>
             <w:pPr>
@@ -2320,7 +2335,7 @@
         </w:tc>
         <w:tc>
           <w:tcPr>
-            <w:tcW w:type="dxa" w:w="3324"/>
+            <w:tcW w:type="dxa" w:w="4536"/>
           </w:tcPr>
           <w:p>
             <w:pPr>
@@ -2339,7 +2354,7 @@
         </w:tc>
         <w:tc>
           <w:tcPr>
-            <w:tcW w:type="dxa" w:w="3324"/>
+            <w:tcW w:type="dxa" w:w="4252"/>
           </w:tcPr>
           <w:p>
             <w:pPr>
@@ -2359,7 +2374,7 @@
       <w:tr>
         <w:tc>
           <w:tcPr>
-            <w:tcW w:type="dxa" w:w="3324"/>
+            <w:tcW w:type="dxa" w:w="680"/>
           </w:tcPr>
           <w:p>
             <w:pPr>
@@ -2378,7 +2393,7 @@
         </w:tc>
         <w:tc>
           <w:tcPr>
-            <w:tcW w:type="dxa" w:w="3324"/>
+            <w:tcW w:type="dxa" w:w="4536"/>
           </w:tcPr>
           <w:p>
             <w:pPr>
@@ -2397,7 +2412,7 @@
         </w:tc>
         <w:tc>
           <w:tcPr>
-            <w:tcW w:type="dxa" w:w="3324"/>
+            <w:tcW w:type="dxa" w:w="4252"/>
           </w:tcPr>
           <w:p>
             <w:pPr>
@@ -2791,6 +2806,7 @@
                 <w:i w:val="0"/>
                 <w:sz w:val="22"/>
               </w:rPr>
+              <w:t>Zrobiony projekt (waga 70%); Obecność i aktywność na zajęciach (waga 30%)</w:t>
             </w:r>
           </w:p>
         </w:tc>
@@ -2848,6 +2864,7 @@
                 <w:i w:val="0"/>
                 <w:sz w:val="22"/>
               </w:rPr>
+              <w:t>Zrobiony projekt (waga 70%); Obecność i aktywność na zajęciach (waga 30%)</w:t>
             </w:r>
           </w:p>
         </w:tc>
@@ -2905,6 +2922,7 @@
                 <w:i w:val="0"/>
                 <w:sz w:val="22"/>
               </w:rPr>
+              <w:t>Zrobiony projekt (waga 70%); Obecność i aktywność na zajęciach (waga 30%)</w:t>
             </w:r>
           </w:p>
         </w:tc>
@@ -2962,6 +2980,7 @@
                 <w:i w:val="0"/>
                 <w:sz w:val="22"/>
               </w:rPr>
+              <w:t>Zrobiony projekt (waga 70%); Obecność i aktywność na zajęciach (waga 30%)</w:t>
             </w:r>
           </w:p>
         </w:tc>
@@ -3125,6 +3144,7 @@
                 <w:i w:val="0"/>
                 <w:sz w:val="22"/>
               </w:rPr>
+              <w:t>Zrobiony projekt (waga 70%); Obecność i aktywność na zajęciach (waga 30%)</w:t>
             </w:r>
           </w:p>
         </w:tc>
@@ -3182,6 +3202,7 @@
                 <w:i w:val="0"/>
                 <w:sz w:val="22"/>
               </w:rPr>
+              <w:t>Zrobiony projekt (waga 70%); Obecność i aktywność na zajęciach (waga 30%)</w:t>
             </w:r>
           </w:p>
         </w:tc>
@@ -3239,6 +3260,7 @@
                 <w:i w:val="0"/>
                 <w:sz w:val="22"/>
               </w:rPr>
+              <w:t>Zrobiony projekt (waga 70%); Obecność i aktywność na zajęciach (waga 30%)</w:t>
             </w:r>
           </w:p>
         </w:tc>
@@ -3401,6 +3423,7 @@
                 <w:i w:val="0"/>
                 <w:sz w:val="22"/>
               </w:rPr>
+              <w:t>Zrobiony projekt (waga 70%); Obecność i aktywność na zajęciach (waga 30%)</w:t>
             </w:r>
           </w:p>
         </w:tc>
@@ -3458,6 +3481,7 @@
                 <w:i w:val="0"/>
                 <w:sz w:val="22"/>
               </w:rPr>
+              <w:t>Zrobiony projekt (waga 70%); Obecność i aktywność na zajęciach (waga 30%)</w:t>
             </w:r>
           </w:p>
         </w:tc>
@@ -3563,62 +3587,6 @@
                 <w:sz w:val="16"/>
               </w:rPr>
               <w:t>Wyposażenie specjalistyczne konieczne do realizacji przedmiotu</w:t>
-            </w:r>
-          </w:p>
-        </w:tc>
-      </w:tr>
-      <w:tr>
-        <w:tc>
-          <w:tcPr>
-            <w:tcW w:type="dxa" w:w="3324"/>
-          </w:tcPr>
-          <w:p>
-            <w:pPr>
-              <w:spacing w:before="20" w:after="20"/>
-            </w:pPr>
-            <w:r>
-              <w:rPr>
-                <w:rFonts w:ascii="Aptos" w:hAnsi="Aptos"/>
-                <w:b w:val="0"/>
-                <w:i w:val="0"/>
-                <w:sz w:val="22"/>
-              </w:rPr>
-            </w:r>
-          </w:p>
-        </w:tc>
-        <w:tc>
-          <w:tcPr>
-            <w:tcW w:type="dxa" w:w="3324"/>
-          </w:tcPr>
-          <w:p>
-            <w:pPr>
-              <w:spacing w:before="20" w:after="20"/>
-            </w:pPr>
-            <w:r>
-              <w:rPr>
-                <w:rFonts w:ascii="Aptos" w:hAnsi="Aptos"/>
-                <w:b w:val="0"/>
-                <w:i w:val="0"/>
-                <w:sz w:val="22"/>
-              </w:rPr>
-            </w:r>
-          </w:p>
-        </w:tc>
-        <w:tc>
-          <w:tcPr>
-            <w:tcW w:type="dxa" w:w="3324"/>
-          </w:tcPr>
-          <w:p>
-            <w:pPr>
-              <w:spacing w:before="20" w:after="20"/>
-            </w:pPr>
-            <w:r>
-              <w:rPr>
-                <w:rFonts w:ascii="Aptos" w:hAnsi="Aptos"/>
-                <w:b w:val="0"/>
-                <w:i w:val="0"/>
-                <w:sz w:val="22"/>
-              </w:rPr>
             </w:r>
           </w:p>
         </w:tc>

--- a/public/assets/files/niestacjonarne/PG1.docx
+++ b/public/assets/files/niestacjonarne/PG1.docx
@@ -1156,6 +1156,7 @@
                 <w:i w:val="0"/>
                 <w:sz w:val="22"/>
               </w:rPr>
+              <w:t>Samodzielna praca nad prototypem gry komputerowej; testowanie mechanik i rozgrywki; przygotowanie dokumentacji projektowej i prezentacji.</w:t>
             </w:r>
           </w:p>
         </w:tc>
@@ -1566,21 +1567,10 @@
             <w:r>
               <w:rPr>
                 <w:rFonts w:ascii="Aptos" w:hAnsi="Aptos"/>
+                <w:b w:val="0"/>
+                <w:i w:val="0"/>
                 <w:sz w:val="22"/>
               </w:rPr>
-              <w:t>1. Zrobiony projekt (waga 70%)</w:t>
-            </w:r>
-          </w:p>
-          <w:p>
-            <w:pPr>
-              <w:spacing w:before="20" w:after="20"/>
-            </w:pPr>
-            <w:r>
-              <w:rPr>
-                <w:rFonts w:ascii="Aptos" w:hAnsi="Aptos"/>
-                <w:sz w:val="22"/>
-              </w:rPr>
-              <w:t>2. Obecność i aktywność na zajęciach (waga 30%)</w:t>
             </w:r>
           </w:p>
         </w:tc>
@@ -1597,7 +1587,7 @@
                 <w:rFonts w:ascii="Aptos" w:hAnsi="Aptos"/>
                 <w:sz w:val="22"/>
               </w:rPr>
-              <w:t>1. Zrobiony projekt (waga 70%)</w:t>
+              <w:t>1. prezentacja projektu i dokumentacji</w:t>
             </w:r>
           </w:p>
           <w:p>
@@ -1609,7 +1599,7 @@
                 <w:rFonts w:ascii="Aptos" w:hAnsi="Aptos"/>
                 <w:sz w:val="22"/>
               </w:rPr>
-              <w:t>2. Obecność i aktywność na zajęciach (waga 30%)</w:t>
+              <w:t>2. ocena pracy podczas ćwiczenia</w:t>
             </w:r>
           </w:p>
         </w:tc>
@@ -2806,7 +2796,7 @@
                 <w:i w:val="0"/>
                 <w:sz w:val="22"/>
               </w:rPr>
-              <w:t>Zrobiony projekt (waga 70%); Obecność i aktywność na zajęciach (waga 30%)</w:t>
+              <w:t>prezentacja projektu i dokumentacji; ocena pracy podczas ćwiczenia</w:t>
             </w:r>
           </w:p>
         </w:tc>
@@ -2864,7 +2854,7 @@
                 <w:i w:val="0"/>
                 <w:sz w:val="22"/>
               </w:rPr>
-              <w:t>Zrobiony projekt (waga 70%); Obecność i aktywność na zajęciach (waga 30%)</w:t>
+              <w:t>prezentacja projektu i dokumentacji; ocena pracy podczas ćwiczenia</w:t>
             </w:r>
           </w:p>
         </w:tc>
@@ -2922,7 +2912,7 @@
                 <w:i w:val="0"/>
                 <w:sz w:val="22"/>
               </w:rPr>
-              <w:t>Zrobiony projekt (waga 70%); Obecność i aktywność na zajęciach (waga 30%)</w:t>
+              <w:t>prezentacja projektu i dokumentacji; ocena pracy podczas ćwiczenia</w:t>
             </w:r>
           </w:p>
         </w:tc>
@@ -2980,7 +2970,7 @@
                 <w:i w:val="0"/>
                 <w:sz w:val="22"/>
               </w:rPr>
-              <w:t>Zrobiony projekt (waga 70%); Obecność i aktywność na zajęciach (waga 30%)</w:t>
+              <w:t>prezentacja projektu i dokumentacji; ocena pracy podczas ćwiczenia</w:t>
             </w:r>
           </w:p>
         </w:tc>
@@ -3144,7 +3134,7 @@
                 <w:i w:val="0"/>
                 <w:sz w:val="22"/>
               </w:rPr>
-              <w:t>Zrobiony projekt (waga 70%); Obecność i aktywność na zajęciach (waga 30%)</w:t>
+              <w:t>prezentacja projektu i dokumentacji; ocena pracy podczas ćwiczenia</w:t>
             </w:r>
           </w:p>
         </w:tc>
@@ -3202,7 +3192,7 @@
                 <w:i w:val="0"/>
                 <w:sz w:val="22"/>
               </w:rPr>
-              <w:t>Zrobiony projekt (waga 70%); Obecność i aktywność na zajęciach (waga 30%)</w:t>
+              <w:t>prezentacja projektu i dokumentacji; ocena pracy podczas ćwiczenia</w:t>
             </w:r>
           </w:p>
         </w:tc>
@@ -3260,7 +3250,7 @@
                 <w:i w:val="0"/>
                 <w:sz w:val="22"/>
               </w:rPr>
-              <w:t>Zrobiony projekt (waga 70%); Obecność i aktywność na zajęciach (waga 30%)</w:t>
+              <w:t>prezentacja projektu i dokumentacji; ocena pracy podczas ćwiczenia</w:t>
             </w:r>
           </w:p>
         </w:tc>
@@ -3423,7 +3413,7 @@
                 <w:i w:val="0"/>
                 <w:sz w:val="22"/>
               </w:rPr>
-              <w:t>Zrobiony projekt (waga 70%); Obecność i aktywność na zajęciach (waga 30%)</w:t>
+              <w:t>prezentacja projektu i dokumentacji; ocena pracy podczas ćwiczenia</w:t>
             </w:r>
           </w:p>
         </w:tc>
@@ -3481,7 +3471,7 @@
                 <w:i w:val="0"/>
                 <w:sz w:val="22"/>
               </w:rPr>
-              <w:t>Zrobiony projekt (waga 70%); Obecność i aktywność na zajęciach (waga 30%)</w:t>
+              <w:t>prezentacja projektu i dokumentacji; ocena pracy podczas ćwiczenia</w:t>
             </w:r>
           </w:p>
         </w:tc>

--- a/public/assets/files/niestacjonarne/PG1.docx
+++ b/public/assets/files/niestacjonarne/PG1.docx
@@ -144,7 +144,7 @@
                 <w:i w:val="0"/>
                 <w:sz w:val="22"/>
               </w:rPr>
-              <w:t>19.02.2026</w:t>
+              <w:t>08.03.2026</w:t>
             </w:r>
           </w:p>
         </w:tc>
@@ -599,7 +599,7 @@
                 <w:i w:val="0"/>
                 <w:sz w:val="22"/>
               </w:rPr>
-              <w:t>5</w:t>
+              <w:t>6</w:t>
             </w:r>
           </w:p>
         </w:tc>
@@ -1291,32 +1291,6 @@
                 <w:sz w:val="22"/>
               </w:rPr>
               <w:t>• Wykład</w:t>
-            </w:r>
-          </w:p>
-          <w:p>
-            <w:pPr>
-              <w:spacing w:before="20" w:after="20"/>
-            </w:pPr>
-            <w:r>
-              <w:rPr>
-                <w:rFonts w:ascii="Aptos" w:hAnsi="Aptos"/>
-                <w:b/>
-                <w:sz w:val="22"/>
-              </w:rPr>
-              <w:t>Laboratorium:</w:t>
-            </w:r>
-          </w:p>
-          <w:p>
-            <w:pPr>
-              <w:spacing w:before="20" w:after="20"/>
-            </w:pPr>
-            <w:r>
-              <w:rPr>
-                <w:rFonts w:ascii="Aptos" w:hAnsi="Aptos"/>
-                <w:b w:val="0"/>
-                <w:sz w:val="22"/>
-              </w:rPr>
-              <w:t>• Projekt</w:t>
             </w:r>
           </w:p>
         </w:tc>

--- a/public/assets/files/niestacjonarne/PG1.docx
+++ b/public/assets/files/niestacjonarne/PG1.docx
@@ -2770,7 +2770,6 @@
                 <w:i w:val="0"/>
                 <w:sz w:val="22"/>
               </w:rPr>
-              <w:t>prezentacja projektu i dokumentacji; ocena pracy podczas ćwiczenia</w:t>
             </w:r>
           </w:p>
         </w:tc>
@@ -2791,6 +2790,7 @@
                 <w:i w:val="0"/>
                 <w:sz w:val="22"/>
               </w:rPr>
+              <w:t>K_W24</w:t>
             </w:r>
           </w:p>
         </w:tc>
@@ -2828,7 +2828,6 @@
                 <w:i w:val="0"/>
                 <w:sz w:val="22"/>
               </w:rPr>
-              <w:t>prezentacja projektu i dokumentacji; ocena pracy podczas ćwiczenia</w:t>
             </w:r>
           </w:p>
         </w:tc>
@@ -2849,6 +2848,7 @@
                 <w:i w:val="0"/>
                 <w:sz w:val="22"/>
               </w:rPr>
+              <w:t>K_W24</w:t>
             </w:r>
           </w:p>
         </w:tc>
@@ -2886,7 +2886,6 @@
                 <w:i w:val="0"/>
                 <w:sz w:val="22"/>
               </w:rPr>
-              <w:t>prezentacja projektu i dokumentacji; ocena pracy podczas ćwiczenia</w:t>
             </w:r>
           </w:p>
         </w:tc>
@@ -2907,6 +2906,7 @@
                 <w:i w:val="0"/>
                 <w:sz w:val="22"/>
               </w:rPr>
+              <w:t>K_W24</w:t>
             </w:r>
           </w:p>
         </w:tc>
@@ -2944,7 +2944,6 @@
                 <w:i w:val="0"/>
                 <w:sz w:val="22"/>
               </w:rPr>
-              <w:t>prezentacja projektu i dokumentacji; ocena pracy podczas ćwiczenia</w:t>
             </w:r>
           </w:p>
         </w:tc>
@@ -3108,7 +3107,7 @@
                 <w:i w:val="0"/>
                 <w:sz w:val="22"/>
               </w:rPr>
-              <w:t>prezentacja projektu i dokumentacji; ocena pracy podczas ćwiczenia</w:t>
+              <w:t>prezentacja projektu i dokumentacji, ocena pracy podczas ćwiczenia</w:t>
             </w:r>
           </w:p>
         </w:tc>
@@ -3129,6 +3128,7 @@
                 <w:i w:val="0"/>
                 <w:sz w:val="22"/>
               </w:rPr>
+              <w:t>K_U31</w:t>
             </w:r>
           </w:p>
         </w:tc>
@@ -3166,7 +3166,7 @@
                 <w:i w:val="0"/>
                 <w:sz w:val="22"/>
               </w:rPr>
-              <w:t>prezentacja projektu i dokumentacji; ocena pracy podczas ćwiczenia</w:t>
+              <w:t>prezentacja projektu i dokumentacji, ocena pracy podczas ćwiczenia</w:t>
             </w:r>
           </w:p>
         </w:tc>
@@ -3187,6 +3187,7 @@
                 <w:i w:val="0"/>
                 <w:sz w:val="22"/>
               </w:rPr>
+              <w:t>K_U31</w:t>
             </w:r>
           </w:p>
         </w:tc>
@@ -3224,7 +3225,7 @@
                 <w:i w:val="0"/>
                 <w:sz w:val="22"/>
               </w:rPr>
-              <w:t>prezentacja projektu i dokumentacji; ocena pracy podczas ćwiczenia</w:t>
+              <w:t>prezentacja projektu i dokumentacji, ocena pracy podczas ćwiczenia</w:t>
             </w:r>
           </w:p>
         </w:tc>
@@ -3350,6 +3351,7 @@
                 <w:i w:val="0"/>
                 <w:sz w:val="22"/>
               </w:rPr>
+              <w:t>K_K05</w:t>
             </w:r>
           </w:p>
         </w:tc>
@@ -3387,7 +3389,7 @@
                 <w:i w:val="0"/>
                 <w:sz w:val="22"/>
               </w:rPr>
-              <w:t>prezentacja projektu i dokumentacji; ocena pracy podczas ćwiczenia</w:t>
+              <w:t>prezentacja projektu i dokumentacji, ocena pracy podczas ćwiczenia</w:t>
             </w:r>
           </w:p>
         </w:tc>
@@ -3408,6 +3410,7 @@
                 <w:i w:val="0"/>
                 <w:sz w:val="22"/>
               </w:rPr>
+              <w:t>K_K02</w:t>
             </w:r>
           </w:p>
         </w:tc>
@@ -3445,7 +3448,7 @@
                 <w:i w:val="0"/>
                 <w:sz w:val="22"/>
               </w:rPr>
-              <w:t>prezentacja projektu i dokumentacji; ocena pracy podczas ćwiczenia</w:t>
+              <w:t>prezentacja projektu i dokumentacji, ocena pracy podczas ćwiczenia</w:t>
             </w:r>
           </w:p>
         </w:tc>

--- a/public/assets/files/niestacjonarne/PG1.docx
+++ b/public/assets/files/niestacjonarne/PG1.docx
@@ -1899,14 +1899,13 @@
       </w:tblPr>
       <w:tblGrid>
         <w:gridCol w:w="680"/>
-        <w:gridCol w:w="4536"/>
-        <w:gridCol w:w="4252"/>
+        <w:gridCol w:w="8788"/>
       </w:tblGrid>
       <w:tr>
         <w:tc>
           <w:tcPr>
             <w:tcW w:type="dxa" w:w="9468"/>
-            <w:gridSpan w:val="3"/>
+            <w:gridSpan w:val="2"/>
             <w:shd w:val="clear" w:color="auto" w:fill="D9D9D9"/>
           </w:tcPr>
           <w:p>
@@ -1948,7 +1947,7 @@
         </w:tc>
         <w:tc>
           <w:tcPr>
-            <w:tcW w:type="dxa" w:w="4536"/>
+            <w:tcW w:type="dxa" w:w="8788"/>
             <w:shd w:val="clear" w:color="auto" w:fill="D9D9D9"/>
           </w:tcPr>
           <w:p>
@@ -1962,27 +1961,7 @@
                 <w:i w:val="0"/>
                 <w:sz w:val="16"/>
               </w:rPr>
-              <w:t>Wykład</w:t>
-            </w:r>
-          </w:p>
-        </w:tc>
-        <w:tc>
-          <w:tcPr>
-            <w:tcW w:type="dxa" w:w="4252"/>
-            <w:shd w:val="clear" w:color="auto" w:fill="D9D9D9"/>
-          </w:tcPr>
-          <w:p>
-            <w:pPr>
-              <w:spacing w:before="20" w:after="20"/>
-            </w:pPr>
-            <w:r>
-              <w:rPr>
-                <w:rFonts w:ascii="Aptos" w:hAnsi="Aptos"/>
-                <w:b/>
-                <w:i w:val="0"/>
-                <w:sz w:val="16"/>
-              </w:rPr>
-              <w:t>Ćwiczenia / Laboratorium / Pracownia</w:t>
+              <w:t>Treści programowe</w:t>
             </w:r>
           </w:p>
         </w:tc>
@@ -2009,7 +1988,7 @@
         </w:tc>
         <w:tc>
           <w:tcPr>
-            <w:tcW w:type="dxa" w:w="4536"/>
+            <w:tcW w:type="dxa" w:w="8788"/>
           </w:tcPr>
           <w:p>
             <w:pPr>
@@ -2023,24 +2002,6 @@
                 <w:sz w:val="22"/>
               </w:rPr>
               <w:t>Ideacja i dokumentacja wizualna. Techniki burzy mózgów, tworzenie "one-paged GDD" i moodboardów.</w:t>
-            </w:r>
-          </w:p>
-        </w:tc>
-        <w:tc>
-          <w:tcPr>
-            <w:tcW w:type="dxa" w:w="4252"/>
-          </w:tcPr>
-          <w:p>
-            <w:pPr>
-              <w:spacing w:before="20" w:after="20"/>
-            </w:pPr>
-            <w:r>
-              <w:rPr>
-                <w:rFonts w:ascii="Aptos" w:hAnsi="Aptos"/>
-                <w:b w:val="0"/>
-                <w:i w:val="0"/>
-                <w:sz w:val="22"/>
-              </w:rPr>
             </w:r>
           </w:p>
         </w:tc>
@@ -2067,7 +2028,7 @@
         </w:tc>
         <w:tc>
           <w:tcPr>
-            <w:tcW w:type="dxa" w:w="4536"/>
+            <w:tcW w:type="dxa" w:w="8788"/>
           </w:tcPr>
           <w:p>
             <w:pPr>
@@ -2081,24 +2042,6 @@
                 <w:sz w:val="22"/>
               </w:rPr>
               <w:t>Analog Prototyping. Tworzenie gier planszowych i karcianych jako modeli systemów cyfrowych.</w:t>
-            </w:r>
-          </w:p>
-        </w:tc>
-        <w:tc>
-          <w:tcPr>
-            <w:tcW w:type="dxa" w:w="4252"/>
-          </w:tcPr>
-          <w:p>
-            <w:pPr>
-              <w:spacing w:before="20" w:after="20"/>
-            </w:pPr>
-            <w:r>
-              <w:rPr>
-                <w:rFonts w:ascii="Aptos" w:hAnsi="Aptos"/>
-                <w:b w:val="0"/>
-                <w:i w:val="0"/>
-                <w:sz w:val="22"/>
-              </w:rPr>
             </w:r>
           </w:p>
         </w:tc>
@@ -2125,7 +2068,7 @@
         </w:tc>
         <w:tc>
           <w:tcPr>
-            <w:tcW w:type="dxa" w:w="4536"/>
+            <w:tcW w:type="dxa" w:w="8788"/>
           </w:tcPr>
           <w:p>
             <w:pPr>
@@ -2139,24 +2082,6 @@
                 <w:sz w:val="22"/>
               </w:rPr>
               <w:t>Greyboxing i Level Design. Prototypowanie przestrzeni – jak architektura poziomu wpływa na zachowanie gracza.</w:t>
-            </w:r>
-          </w:p>
-        </w:tc>
-        <w:tc>
-          <w:tcPr>
-            <w:tcW w:type="dxa" w:w="4252"/>
-          </w:tcPr>
-          <w:p>
-            <w:pPr>
-              <w:spacing w:before="20" w:after="20"/>
-            </w:pPr>
-            <w:r>
-              <w:rPr>
-                <w:rFonts w:ascii="Aptos" w:hAnsi="Aptos"/>
-                <w:b w:val="0"/>
-                <w:i w:val="0"/>
-                <w:sz w:val="22"/>
-              </w:rPr>
             </w:r>
           </w:p>
         </w:tc>
@@ -2183,7 +2108,7 @@
         </w:tc>
         <w:tc>
           <w:tcPr>
-            <w:tcW w:type="dxa" w:w="4536"/>
+            <w:tcW w:type="dxa" w:w="8788"/>
           </w:tcPr>
           <w:p>
             <w:pPr>
@@ -2197,24 +2122,6 @@
                 <w:sz w:val="22"/>
               </w:rPr>
               <w:t>Prototypowanie mechanik (Core Loop). Skupienie na "30 sekundach zabawy" – czy bazowy ruch i interakcja są satysfakcjonujące?</w:t>
-            </w:r>
-          </w:p>
-        </w:tc>
-        <w:tc>
-          <w:tcPr>
-            <w:tcW w:type="dxa" w:w="4252"/>
-          </w:tcPr>
-          <w:p>
-            <w:pPr>
-              <w:spacing w:before="20" w:after="20"/>
-            </w:pPr>
-            <w:r>
-              <w:rPr>
-                <w:rFonts w:ascii="Aptos" w:hAnsi="Aptos"/>
-                <w:b w:val="0"/>
-                <w:i w:val="0"/>
-                <w:sz w:val="22"/>
-              </w:rPr>
             </w:r>
           </w:p>
         </w:tc>
@@ -2241,7 +2148,7 @@
         </w:tc>
         <w:tc>
           <w:tcPr>
-            <w:tcW w:type="dxa" w:w="4536"/>
+            <w:tcW w:type="dxa" w:w="8788"/>
           </w:tcPr>
           <w:p>
             <w:pPr>
@@ -2255,24 +2162,6 @@
                 <w:sz w:val="22"/>
               </w:rPr>
               <w:t>Interface &amp; Affordance. Jak projektować przedmioty i menu, by gracz intuicyjnie wiedział, co z nimi zrobić.</w:t>
-            </w:r>
-          </w:p>
-        </w:tc>
-        <w:tc>
-          <w:tcPr>
-            <w:tcW w:type="dxa" w:w="4252"/>
-          </w:tcPr>
-          <w:p>
-            <w:pPr>
-              <w:spacing w:before="20" w:after="20"/>
-            </w:pPr>
-            <w:r>
-              <w:rPr>
-                <w:rFonts w:ascii="Aptos" w:hAnsi="Aptos"/>
-                <w:b w:val="0"/>
-                <w:i w:val="0"/>
-                <w:sz w:val="22"/>
-              </w:rPr>
             </w:r>
           </w:p>
         </w:tc>
@@ -2299,7 +2188,7 @@
         </w:tc>
         <w:tc>
           <w:tcPr>
-            <w:tcW w:type="dxa" w:w="4536"/>
+            <w:tcW w:type="dxa" w:w="8788"/>
           </w:tcPr>
           <w:p>
             <w:pPr>
@@ -2313,24 +2202,6 @@
                 <w:sz w:val="22"/>
               </w:rPr>
               <w:t>Psychologia playtestingu. Jak przygotować ankiety, jak obserwować gracza i jak nie sugerować odpowiedzi.</w:t>
-            </w:r>
-          </w:p>
-        </w:tc>
-        <w:tc>
-          <w:tcPr>
-            <w:tcW w:type="dxa" w:w="4252"/>
-          </w:tcPr>
-          <w:p>
-            <w:pPr>
-              <w:spacing w:before="20" w:after="20"/>
-            </w:pPr>
-            <w:r>
-              <w:rPr>
-                <w:rFonts w:ascii="Aptos" w:hAnsi="Aptos"/>
-                <w:b w:val="0"/>
-                <w:i w:val="0"/>
-                <w:sz w:val="22"/>
-              </w:rPr>
             </w:r>
           </w:p>
         </w:tc>
@@ -2357,7 +2228,7 @@
         </w:tc>
         <w:tc>
           <w:tcPr>
-            <w:tcW w:type="dxa" w:w="4536"/>
+            <w:tcW w:type="dxa" w:w="8788"/>
           </w:tcPr>
           <w:p>
             <w:pPr>
@@ -2371,24 +2242,6 @@
                 <w:sz w:val="22"/>
               </w:rPr>
               <w:t>Iteracja na podstawie danych. Analiza sesji testowych i radykalne zmiany w projekcie ("Kill your darlings").</w:t>
-            </w:r>
-          </w:p>
-        </w:tc>
-        <w:tc>
-          <w:tcPr>
-            <w:tcW w:type="dxa" w:w="4252"/>
-          </w:tcPr>
-          <w:p>
-            <w:pPr>
-              <w:spacing w:before="20" w:after="20"/>
-            </w:pPr>
-            <w:r>
-              <w:rPr>
-                <w:rFonts w:ascii="Aptos" w:hAnsi="Aptos"/>
-                <w:b w:val="0"/>
-                <w:i w:val="0"/>
-                <w:sz w:val="22"/>
-              </w:rPr>
             </w:r>
           </w:p>
         </w:tc>
